--- a/Farm_Master_Style_Guide_Stage4.docx
+++ b/Farm_Master_Style_Guide_Stage4.docx
@@ -62,7 +62,7 @@
           <w:b w:val="0"/>
           <w:i w:val="0"/>
         </w:rPr>
-        <w:t>Status: DRAFT — Farmer Portal visual design built and attached for review (farmer_portal_visual.html); Buyer, Vendor, and Internal Operations remain Stage 3 low-fi pending sign-off on this direction, per the workflow guide's “one portal at a time.”</w:t>
+        <w:t>Status: APPROVED — Deep Green &amp; Maize Gold approved by Emmanuel as applied to the Farmer Portal (3 September 2026); the same system has since been rolled out to Buyer, Vendor, and Internal Operations using the dense treatment (Section 7). All four portals now have a Stage 4 visual design file in Stage 4 Visual Design/.</w:t>
       </w:r>
     </w:p>
     <w:p>
@@ -2311,7 +2311,7 @@
         <w:pStyle w:val="Heading2"/>
       </w:pPr>
       <w:r>
-        <w:t>8.2 Buyer / Vendor / Control Centre — Data-Dense Dashboard (not yet built)</w:t>
+        <w:t>8.2 Buyer / Vendor / Control Centre — Data-Dense Dashboard (built this stage)</w:t>
       </w:r>
     </w:p>
     <w:p>
@@ -2320,7 +2320,7 @@
           <w:b w:val="0"/>
           <w:i w:val="0"/>
         </w:rPr>
-        <w:t>Deferred until the Farmer Portal direction above is reviewed, per the workflow guide's “one portal, one stage at a time” — asking for all four portals' visual design in one pass risks reworking all four if the direction needs a correction after the first review.</w:t>
+        <w:t>Built following Farmer Portal approval: buyer_portal_visual.html and vendor_portal_visual.html apply the dense treatment uniformly. internal_operations_visual.html applies a split — the 9 office-role screens (Dashboard, Matching, Formula Builder, Visit Logs, Intake, Finance, Reporting, MoFA, User Admin) use the dense treatment, while the 3 confirmed phone-first field-role screens (Logistics Dispatch, Proof of Pickup/Delivery, Trunking) carry a visible device badge in-screen so the confirmed Control Centre split (PRD Section 5.1) is legible in the design itself, not just in documentation.</w:t>
       </w:r>
     </w:p>
     <w:p>
@@ -2337,7 +2337,7 @@
           <w:b w:val="0"/>
           <w:i w:val="0"/>
         </w:rPr>
-        <w:t>None blocking. If the Deep Green &amp; Maize Gold direction is approved as applied to the Farmer Portal, the same system rolls forward to Buyer, Vendor, and Internal Operations using the “dense” component rules in Section 7 with no further brand decisions needed.</w:t>
+        <w:t>None blocking. All four portals are now visually designed under one confirmed system. Next: Stage 5 (Interactive Prototype) wires up clickable states for the highest-stakes flows — the buyer commitment-fee payment, a farmer accepting an opportunity and receiving a production formula, and a vendor mechanisation request — per the workflow guide.</w:t>
       </w:r>
     </w:p>
     <w:sectPr>

--- a/Farm_Master_Style_Guide_Stage4.docx
+++ b/Farm_Master_Style_Guide_Stage4.docx
@@ -2337,7 +2337,7 @@
           <w:b w:val="0"/>
           <w:i w:val="0"/>
         </w:rPr>
-        <w:t>None blocking. All four portals are now visually designed under one confirmed system. Next: Stage 5 (Interactive Prototype) wires up clickable states for the highest-stakes flows — the buyer commitment-fee payment, a farmer accepting an opportunity and receiving a production formula, and a vendor mechanisation request — per the workflow guide.</w:t>
+        <w:t>None blocking. All four portals are visually designed under one confirmed system, and Stage 5 (Interactive Prototype) is underway in Stage 5 Interactive Prototype/: buyer_commitment_fee_flow.html is built and tested (form validation, live fee calculation, payment method selection, processing state, and order activation all function, not just render) and awaiting Emmanuel's review. Farmer opportunity acceptance + production formula receipt is next, then vendor mechanisation request, per the workflow guide's highest-stakes-flows-first approach.</w:t>
       </w:r>
     </w:p>
     <w:sectPr>

--- a/Farm_Master_Style_Guide_Stage4.docx
+++ b/Farm_Master_Style_Guide_Stage4.docx
@@ -2337,7 +2337,7 @@
           <w:b w:val="0"/>
           <w:i w:val="0"/>
         </w:rPr>
-        <w:t>None blocking. All four portals are visually designed under one confirmed system, and Stage 5 (Interactive Prototype) is underway in Stage 5 Interactive Prototype/: buyer_commitment_fee_flow.html is built and tested (form validation, live fee calculation, payment method selection, processing state, and order activation all function, not just render) and awaiting Emmanuel's review. Farmer opportunity acceptance + production formula receipt is next, then vendor mechanisation request, per the workflow guide's highest-stakes-flows-first approach.</w:t>
+        <w:t>None blocking. All four portals are visually designed under one confirmed system. Stage 5 (Interactive Prototype), in Stage 5 Interactive Prototype/, has two of three highest-stakes flows built and tested: buyer_commitment_fee_flow.html (form validation, live fee calculation, payment method selection, processing state, order activation) and farmer_opportunity_formula_flow.html (opportunity selection carries real buyer/quantity/price data through every subsequent screen, all-4-checkboxes-required acceptance validation, and a production formula whose input quantities are calculated from the accepted tonnage rather than fixed). Both awaiting Emmanuel's review. Vendor mechanisation request is next.</w:t>
       </w:r>
     </w:p>
     <w:sectPr>

--- a/Farm_Master_Style_Guide_Stage4.docx
+++ b/Farm_Master_Style_Guide_Stage4.docx
@@ -2337,7 +2337,7 @@
           <w:b w:val="0"/>
           <w:i w:val="0"/>
         </w:rPr>
-        <w:t>None blocking. All four portals are visually designed under one confirmed system. Stage 5 (Interactive Prototype), in Stage 5 Interactive Prototype/, has two of three highest-stakes flows built and tested: buyer_commitment_fee_flow.html (form validation, live fee calculation, payment method selection, processing state, order activation) and farmer_opportunity_formula_flow.html (opportunity selection carries real buyer/quantity/price data through every subsequent screen, all-4-checkboxes-required acceptance validation, and a production formula whose input quantities are calculated from the accepted tonnage rather than fixed). Both awaiting Emmanuel's review. Vendor mechanisation request is next.</w:t>
+        <w:t>None blocking. All four portals are visually designed under one confirmed system, and all three highest-stakes flows named in the workflow guide are now built and tested in Stage 5 Interactive Prototype/: buyer_commitment_fee_flow.html (form validation, live fee calculation, payment method selection, processing state, order activation), farmer_opportunity_formula_flow.html (opportunity selection carries real data through every screen, all-4-checkboxes acceptance validation, formula quantities calculated from accepted tonnage), and vendor_mechanisation_request_flow.html (request selection carries through, Confirm requires a service date while Decline does not — two independently validated actions on one screen — and the fulfilment queue reflects the real per-request outcome afterward). All three await Emmanuel's review. Next: Stage 6 (Build) once these are signed off.</w:t>
       </w:r>
     </w:p>
     <w:sectPr>

--- a/Farm_Master_Style_Guide_Stage4.docx
+++ b/Farm_Master_Style_Guide_Stage4.docx
@@ -2337,7 +2337,7 @@
           <w:b w:val="0"/>
           <w:i w:val="0"/>
         </w:rPr>
-        <w:t>None blocking. All four portals are visually designed under one confirmed system, and all three highest-stakes flows named in the workflow guide are now built and tested in Stage 5 Interactive Prototype/: buyer_commitment_fee_flow.html (form validation, live fee calculation, payment method selection, processing state, order activation), farmer_opportunity_formula_flow.html (opportunity selection carries real data through every screen, all-4-checkboxes acceptance validation, formula quantities calculated from accepted tonnage), and vendor_mechanisation_request_flow.html (request selection carries through, Confirm requires a service date while Decline does not — two independently validated actions on one screen — and the fulfilment queue reflects the real per-request outcome afterward). All three await Emmanuel's review. Next: Stage 6 (Build) once these are signed off.</w:t>
+        <w:t>None blocking. All four portals are visually designed under one confirmed system, and all three highest-stakes flows named in the workflow guide are built and tested in Stage 5 Interactive Prototype/ (buyer commitment-fee payment, farmer opportunity acceptance + production formula, vendor mechanisation request — the last of these now includes a date-conflict approval check), all awaiting Emmanuel's review. A Super Admin / Platform Admin role was added 3 September 2026 (PRD Section 3/5), separating user/role administration and audit-log oversight from Finance; the Internal Operations wireframe and visual design both grew from 12 to 14 screens to add Audit Log and Registration Approval Queue and to widen User &amp; Role Admin to cross-portal scope. Rates used in the Stage 5 flows are provisional configuration values pending Emmanuel's final sign-off (PRD Section 10). Next: Stage 6 (Build) once these are signed off — the Super Admin role, its audit logging, and the Finance/Super Admin segregation of duties are to be implemented as foundational, not retrofitted later.</w:t>
       </w:r>
     </w:p>
     <w:sectPr>

--- a/Farm_Master_Style_Guide_Stage4.docx
+++ b/Farm_Master_Style_Guide_Stage4.docx
@@ -2337,7 +2337,7 @@
           <w:b w:val="0"/>
           <w:i w:val="0"/>
         </w:rPr>
-        <w:t>None blocking. All four portals are visually designed under one confirmed system, and all three highest-stakes flows named in the workflow guide are built and tested in Stage 5 Interactive Prototype/ (buyer commitment-fee payment, farmer opportunity acceptance + production formula, vendor mechanisation request — the last of these now includes a date-conflict approval check), all awaiting Emmanuel's review. A Super Admin / Platform Admin role was added 3 September 2026 (PRD Section 3/5), separating user/role administration and audit-log oversight from Finance; the Internal Operations wireframe and visual design both grew from 12 to 14 screens to add Audit Log and Registration Approval Queue and to widen User &amp; Role Admin to cross-portal scope. Rates used in the Stage 5 flows are provisional configuration values pending Emmanuel's final sign-off (PRD Section 10). Next: Stage 6 (Build) once these are signed off — the Super Admin role, its audit logging, and the Finance/Super Admin segregation of duties are to be implemented as foundational, not retrofitted later.</w:t>
+        <w:t>None blocking. Stage 6 (Build) is underway in Stage 6 Build/: a real FastAPI + SQLite backend implements RBAC across all 7 roles, audit logging, and the Finance/Super Admin segregation of duties as foundational (not retrofitted), plus the Buyer commitment-fee flow end to end against a real database, wired to a real frontend page at the same visual system as Stages 3-5. See Farm_Master_SDD_Stage6.docx and Farm_Master_API_Documentation_Stage6.docx. Farmer and Vendor flows, and the rest of Internal Operations, are not yet built -- next up, one flow at a time, per the agreed Stage 6 sequencing.</w:t>
       </w:r>
     </w:p>
     <w:sectPr>

--- a/Farm_Master_Style_Guide_Stage4.docx
+++ b/Farm_Master_Style_Guide_Stage4.docx
@@ -2337,7 +2337,7 @@
           <w:b w:val="0"/>
           <w:i w:val="0"/>
         </w:rPr>
-        <w:t>None blocking. Stage 6 (Build) is underway in Stage 6 Build/: a real FastAPI + SQLite backend implements RBAC across all 7 roles, audit logging, and the Finance/Super Admin segregation of duties as foundational (not retrofitted), plus the Buyer commitment-fee flow end to end against a real database, wired to a real frontend page at the same visual system as Stages 3-5. See Farm_Master_SDD_Stage6.docx and Farm_Master_API_Documentation_Stage6.docx. Farmer and Vendor flows, and the rest of Internal Operations, are not yet built -- next up, one flow at a time, per the agreed Stage 6 sequencing.</w:t>
+        <w:t>None blocking. Stage 6 (Build) is underway in Stage 6 Build/: the real FastAPI + SQLite backend now implements RBAC (7 roles), audit logging, Finance/Super Admin segregation, the Buyer commitment-fee flow, AND the Farmer opportunity-acceptance + production-formula flow -- both real and tested end to end, including a genuine 409 when an opportunity is no longer open (closing a gap the Stage 5 prototype could only document, not enforce). See Farm_Master_SDD_Stage6.docx and Farm_Master_API_Documentation_Stage6.docx. Vendor and the rest of Internal Operations are not yet built -- next, one flow at a time.</w:t>
       </w:r>
     </w:p>
     <w:sectPr>

--- a/Farm_Master_Style_Guide_Stage4.docx
+++ b/Farm_Master_Style_Guide_Stage4.docx
@@ -2337,7 +2337,7 @@
           <w:b w:val="0"/>
           <w:i w:val="0"/>
         </w:rPr>
-        <w:t>None blocking. Stage 6 (Build) is underway in Stage 6 Build/: the real FastAPI + SQLite backend now implements RBAC (7 roles), audit logging, Finance/Super Admin segregation, the Buyer commitment-fee flow, AND the Farmer opportunity-acceptance + production-formula flow -- both real and tested end to end, including a genuine 409 when an opportunity is no longer open (closing a gap the Stage 5 prototype could only document, not enforce). See Farm_Master_SDD_Stage6.docx and Farm_Master_API_Documentation_Stage6.docx. Vendor and the rest of Internal Operations are not yet built -- next, one flow at a time.</w:t>
+        <w:t>None blocking. Stage 6 (Build) now covers all three highest-stakes flows as real, tested code in Stage 6 Build/: Buyer commitment-fee payment, Farmer opportunity-acceptance + formula, and Vendor mechanisation request. RBAC (7 roles), audit logging, and Finance/Super Admin segregation are foundational. The vendor date-conflict override is a real two-party workflow -- a vendor cannot approve its own override; only Super Admin can, via a separate audited endpoint. See Farm_Master_SDD_Stage6.docx and Farm_Master_API_Documentation_Stage6.docx. Remaining: the rest of Internal Operations (Matching Queue, Formula Builder, Logistics Dispatch, Fulfilment Intake, Finance &amp; Reconciliation, Reporting, MoFA Data Exchange).</w:t>
       </w:r>
     </w:p>
     <w:sectPr>

--- a/Farm_Master_Style_Guide_Stage4.docx
+++ b/Farm_Master_Style_Guide_Stage4.docx
@@ -2337,7 +2337,7 @@
           <w:b w:val="0"/>
           <w:i w:val="0"/>
         </w:rPr>
-        <w:t>None blocking. Stage 6 (Build) now covers all three highest-stakes flows as real, tested code in Stage 6 Build/: Buyer commitment-fee payment, Farmer opportunity-acceptance + formula, and Vendor mechanisation request. RBAC (7 roles), audit logging, and Finance/Super Admin segregation are foundational. The vendor date-conflict override is a real two-party workflow -- a vendor cannot approve its own override; only Super Admin can, via a separate audited endpoint. See Farm_Master_SDD_Stage6.docx and Farm_Master_API_Documentation_Stage6.docx. Remaining: the rest of Internal Operations (Matching Queue, Formula Builder, Logistics Dispatch, Fulfilment Intake, Finance &amp; Reconciliation, Reporting, MoFA Data Exchange).</w:t>
+        <w:t>None blocking. Stage 6 (Build) now covers five real, tested flows in Stage 6 Build/: Buyer commitment-fee payment, Farmer opportunity-acceptance + formula, Vendor mechanisation request, the Matching Queue, and the Production Formula Builder (the first two Internal Operations screens). RBAC (7 roles), audit logging, and Finance/Super Admin segregation are foundational. The vendor date-conflict override is a real two-party workflow -- a vendor cannot approve its own override; only Super Admin can, via a separate audited endpoint. Real-time OTP verification via phone and email, at registration and login for all seven roles, was added 5 September 2026 (PRD Section 12) -- delivery is SIMULATED pending a chosen SMS/email provider, same treatment as mobile money. See Farm_Master_SDD_Stage6.docx and Farm_Master_API_Documentation_Stage6.docx. Remaining: the rest of Internal Operations (Logistics Dispatch, Fulfilment Intake, Finance &amp; Reconciliation, Reporting, MoFA Data Exchange).</w:t>
       </w:r>
     </w:p>
     <w:sectPr>

--- a/Farm_Master_Style_Guide_Stage4.docx
+++ b/Farm_Master_Style_Guide_Stage4.docx
@@ -2337,7 +2337,7 @@
           <w:b w:val="0"/>
           <w:i w:val="0"/>
         </w:rPr>
-        <w:t>None blocking. Stage 6 (Build) now covers five real, tested flows in Stage 6 Build/: Buyer commitment-fee payment, Farmer opportunity-acceptance + formula, Vendor mechanisation request, the Matching Queue, and the Production Formula Builder (the first two Internal Operations screens). RBAC (7 roles), audit logging, and Finance/Super Admin segregation are foundational. The vendor date-conflict override is a real two-party workflow -- a vendor cannot approve its own override; only Super Admin can, via a separate audited endpoint. Real-time OTP verification via phone and email, at registration and login for all seven roles, was added 5 September 2026 (PRD Section 12) -- delivery is SIMULATED pending a chosen SMS/email provider, same treatment as mobile money. See Farm_Master_SDD_Stage6.docx and Farm_Master_API_Documentation_Stage6.docx. Remaining: the rest of Internal Operations (Logistics Dispatch, Fulfilment Intake, Finance &amp; Reconciliation, Reporting, MoFA Data Exchange).</w:t>
+        <w:t>None blocking. Stage 6 (Build) now covers six real, tested flows in Stage 6 Build/: Buyer commitment-fee payment, Farmer opportunity-acceptance + formula, Vendor mechanisation request, the Matching Queue, the Production Formula Builder, and Logistics Dispatch (the first three Internal Operations screens -- Logistics Dispatch completes PRD Section 6 Must-Have #3 for the one real job source that exists, a confirmed mechanisation request). RBAC (7 roles), audit logging, and Finance/Super Admin segregation are foundational. The vendor date-conflict override is a real two-party workflow -- a vendor cannot approve its own override; only Super Admin can, via a separate audited endpoint. Real-time OTP verification via phone and email, at registration and login for all seven roles, was added 5 September 2026 (PRD Section 12) -- delivery is SIMULATED pending a chosen SMS/email provider, same treatment as mobile money. See Farm_Master_SDD_Stage6.docx and Farm_Master_API_Documentation_Stage6.docx. Remaining: real input ordering (Farmer Order Inputs, Vendor Product Catalogue), and the rest of Internal Operations (Fulfilment Intake, Finance &amp; Reconciliation, Reporting, MoFA Data Exchange).</w:t>
       </w:r>
     </w:p>
     <w:sectPr>

--- a/Farm_Master_Style_Guide_Stage4.docx
+++ b/Farm_Master_Style_Guide_Stage4.docx
@@ -2337,7 +2337,7 @@
           <w:b w:val="0"/>
           <w:i w:val="0"/>
         </w:rPr>
-        <w:t>None blocking. Stage 6 (Build) now covers six real, tested flows in Stage 6 Build/: Buyer commitment-fee payment, Farmer opportunity-acceptance + formula, Vendor mechanisation request, the Matching Queue, the Production Formula Builder, and Logistics Dispatch (the first three Internal Operations screens -- Logistics Dispatch completes PRD Section 6 Must-Have #3 for the one real job source that exists, a confirmed mechanisation request). RBAC (7 roles), audit logging, and Finance/Super Admin segregation are foundational. The vendor date-conflict override is a real two-party workflow -- a vendor cannot approve its own override; only Super Admin can, via a separate audited endpoint. Real-time OTP verification via phone and email, at registration and login for all seven roles, was added 5 September 2026 (PRD Section 12) -- delivery is SIMULATED pending a chosen SMS/email provider, same treatment as mobile money. See Farm_Master_SDD_Stage6.docx and Farm_Master_API_Documentation_Stage6.docx. Remaining: real input ordering (Farmer Order Inputs, Vendor Product Catalogue), and the rest of Internal Operations (Fulfilment Intake, Finance &amp; Reconciliation, Reporting, MoFA Data Exchange).</w:t>
+        <w:t>None blocking. Stage 6 (Build) now covers eight real, tested flows in Stage 6 Build/: Buyer commitment-fee payment, Farmer opportunity-acceptance + formula, Vendor mechanisation request, the Matching Queue, the Production Formula Builder, Logistics Dispatch, Harvest Pickup Request, and Fulfilment Centre Intake &amp; Grading (the first four Internal Operations screens -- together these complete PRD Section 6 Must-Have #3 and Must-Have #4 for the real job sources that exist, confirmed mechanisation requests and harvest pickups). RBAC (7 roles), audit logging, and Finance/Super Admin segregation are foundational. The vendor date-conflict override is a real two-party workflow -- a vendor cannot approve its own override; only Super Admin can, via a separate audited endpoint. Real-time OTP verification via phone and email, at registration and login for all seven roles, was added 5 September 2026 (PRD Section 12) -- delivery is SIMULATED pending a chosen SMS/email provider, same treatment as mobile money. A full responsive QA pass (SDD Section 17) confirmed every flow renders correctly at desktop/tablet/phone with no horizontal page overflow and no interactive element under the 44px touch-target minimum (Section 5 above) -- it also found and fixed a systemic missing-viewport-meta-tag bug that had silently defeated every phone/tablet CSS rule built across all of Stage 6 until now. See Farm_Master_SDD_Stage6.docx and Farm_Master_API_Documentation_Stage6.docx. Remaining: real input ordering (Farmer Order Inputs, Vendor Product Catalogue), Order Reconciliation (PRD Must-Have #5), and the rest of Internal Operations (Finance &amp; Reconciliation, Reporting, MoFA Data Exchange).</w:t>
       </w:r>
     </w:p>
     <w:sectPr>

--- a/Farm_Master_Style_Guide_Stage4.docx
+++ b/Farm_Master_Style_Guide_Stage4.docx
@@ -2337,7 +2337,7 @@
           <w:b w:val="0"/>
           <w:i w:val="0"/>
         </w:rPr>
-        <w:t>None blocking. Stage 6 (Build) now covers eight real, tested flows in Stage 6 Build/: Buyer commitment-fee payment, Farmer opportunity-acceptance + formula, Vendor mechanisation request, the Matching Queue, the Production Formula Builder, Logistics Dispatch, Harvest Pickup Request, and Fulfilment Centre Intake &amp; Grading (the first four Internal Operations screens -- together these complete PRD Section 6 Must-Have #3 and Must-Have #4 for the real job sources that exist, confirmed mechanisation requests and harvest pickups). RBAC (7 roles), audit logging, and Finance/Super Admin segregation are foundational. The vendor date-conflict override is a real two-party workflow -- a vendor cannot approve its own override; only Super Admin can, via a separate audited endpoint. Real-time OTP verification via phone and email, at registration and login for all seven roles, was added 5 September 2026 (PRD Section 12) -- delivery is SIMULATED pending a chosen SMS/email provider, same treatment as mobile money. A full responsive QA pass (SDD Section 17) confirmed every flow renders correctly at desktop/tablet/phone with no horizontal page overflow and no interactive element under the 44px touch-target minimum (Section 5 above) -- it also found and fixed a systemic missing-viewport-meta-tag bug that had silently defeated every phone/tablet CSS rule built across all of Stage 6 until now. See Farm_Master_SDD_Stage6.docx and Farm_Master_API_Documentation_Stage6.docx. Remaining: real input ordering (Farmer Order Inputs, Vendor Product Catalogue), Order Reconciliation (PRD Must-Have #5), and the rest of Internal Operations (Finance &amp; Reconciliation, Reporting, MoFA Data Exchange).</w:t>
+        <w:t>None blocking. Stage 6 (Build) now covers nine real, tested flows in Stage 6 Build/: Buyer commitment-fee payment, Farmer opportunity-acceptance + formula, Vendor mechanisation request, the Matching Queue, the Production Formula Builder, Logistics Dispatch, Harvest Pickup Request, Fulfilment Centre Intake &amp; Grading, and Finance &amp; Reconciliation (the first five Internal Operations screens -- together these complete all five of PRD Section 6's Must-Haves for the real job sources that exist, confirmed mechanisation requests and harvest pickups). RBAC (7 roles), audit logging, and Finance/Super Admin segregation are foundational. The vendor date-conflict override is a real two-party workflow -- a vendor cannot approve its own override; only Super Admin can, via a separate audited endpoint. Real-time OTP verification via phone and email, at registration and login for all seven roles, was added 5 September 2026 (PRD Section 12) -- delivery is SIMULATED pending a chosen SMS/email provider, same treatment as mobile money. A full responsive QA pass (SDD Sections 17-19) confirmed every flow renders correctly at desktop/tablet/phone with no horizontal page overflow and no interactive element under the 44px touch-target minimum (Section 5 above) -- it found and fixed a systemic missing-viewport-meta-tag bug, several sub-44px controls, and (on a 6 September re-test) a two-column layout that didn't collapse at narrow widths. See Farm_Master_SDD_Stage6.docx and Farm_Master_API_Documentation_Stage6.docx. Remaining: real input ordering (Farmer Order Inputs, Vendor Product Catalogue -- the literal scope of PRD Must-Have #3), and the rest of Internal Operations (Reporting, MoFA Data Exchange). The trading margin rate used by Finance &amp; Reconciliation is BUSINESS-UNCONFIRMED, same treatment as the other provisional rates -- see SDD Section 18.</w:t>
       </w:r>
     </w:p>
     <w:sectPr>

--- a/Farm_Master_Style_Guide_Stage4.docx
+++ b/Farm_Master_Style_Guide_Stage4.docx
@@ -2337,7 +2337,7 @@
           <w:b w:val="0"/>
           <w:i w:val="0"/>
         </w:rPr>
-        <w:t>None blocking. Stage 6 (Build) now covers nine real, tested flows in Stage 6 Build/: Buyer commitment-fee payment, Farmer opportunity-acceptance + formula, Vendor mechanisation request, the Matching Queue, the Production Formula Builder, Logistics Dispatch, Harvest Pickup Request, Fulfilment Centre Intake &amp; Grading, and Finance &amp; Reconciliation (the first five Internal Operations screens -- together these complete all five of PRD Section 6's Must-Haves for the real job sources that exist, confirmed mechanisation requests and harvest pickups). RBAC (7 roles), audit logging, and Finance/Super Admin segregation are foundational. The vendor date-conflict override is a real two-party workflow -- a vendor cannot approve its own override; only Super Admin can, via a separate audited endpoint. Real-time OTP verification via phone and email, at registration and login for all seven roles, was added 5 September 2026 (PRD Section 12) -- delivery is SIMULATED pending a chosen SMS/email provider, same treatment as mobile money. A full responsive QA pass (SDD Sections 17-19) confirmed every flow renders correctly at desktop/tablet/phone with no horizontal page overflow and no interactive element under the 44px touch-target minimum (Section 5 above) -- it found and fixed a systemic missing-viewport-meta-tag bug, several sub-44px controls, and (on a 6 September re-test) a two-column layout that didn't collapse at narrow widths. See Farm_Master_SDD_Stage6.docx and Farm_Master_API_Documentation_Stage6.docx. Remaining: real input ordering (Farmer Order Inputs, Vendor Product Catalogue -- the literal scope of PRD Must-Have #3), and the rest of Internal Operations (Reporting, MoFA Data Exchange). The trading margin rate used by Finance &amp; Reconciliation is BUSINESS-UNCONFIRMED, same treatment as the other provisional rates -- see SDD Section 18.</w:t>
+        <w:t>None blocking. Stage 6 (Build) now covers twelve real, tested flows in Stage 6 Build/: Buyer commitment-fee payment, Farmer opportunity-acceptance + formula, Vendor mechanisation request, the Matching Queue, the Production Formula Builder, Logistics Dispatch, Harvest Pickup Request, Fulfilment Centre Intake &amp; Grading, Finance &amp; Reconciliation, and Order Inputs + Vendor Product Catalogue (the six Internal Operations/Vendor screens completing PRD Section 6's Must-Haves -- all five are now genuinely built, including Must-Have #3's literal scope, not just the job sources that happened to exist earlier). RBAC (7 roles), audit logging, and Finance/Super Admin segregation are foundational. The vendor date-conflict override is a real two-party workflow -- a vendor cannot approve its own override; only Super Admin can, via a separate audited endpoint. Real-time OTP verification via phone and email, at registration and login for all seven roles, was added 5 September 2026 (PRD Section 12) -- delivery is SIMULATED pending a chosen SMS/email provider, same treatment as mobile money. A full responsive QA pass (SDD Sections 17-21) confirmed every flow renders correctly at desktop/tablet/phone with no horizontal page overflow and no interactive element under the 44px touch-target minimum (Section 5 above) -- across three extensions it found and fixed a systemic missing-viewport-meta-tag bug, several sub-44px controls, a two-column layout that didn't collapse at narrow widths, a JS syntax bug caught before testing, stale UI copy, and a real navigation dead-end. See Farm_Master_SDD_Stage6.docx and Farm_Master_API_Documentation_Stage6.docx. Remaining: the rest of Internal Operations (Reporting, MoFA Data Exchange), and wiring a confirmed InputOrder's real cost into Order Reconciliation's vendor payout (which still only reads confirmed MechanisationRequest rows). The trading margin rate used by Finance &amp; Reconciliation is BUSINESS-UNCONFIRMED, same treatment as the other provisional rates -- see SDD Section 18.</w:t>
       </w:r>
     </w:p>
     <w:sectPr>

--- a/Farm_Master_Style_Guide_Stage4.docx
+++ b/Farm_Master_Style_Guide_Stage4.docx
@@ -2337,7 +2337,7 @@
           <w:b w:val="0"/>
           <w:i w:val="0"/>
         </w:rPr>
-        <w:t>None blocking. Stage 6 (Build) now covers twelve real, tested flows in Stage 6 Build/: Buyer commitment-fee payment, Farmer opportunity-acceptance + formula, Vendor mechanisation request, the Matching Queue, the Production Formula Builder, Logistics Dispatch, Harvest Pickup Request, Fulfilment Centre Intake &amp; Grading, Finance &amp; Reconciliation, and Order Inputs + Vendor Product Catalogue (the six Internal Operations/Vendor screens completing PRD Section 6's Must-Haves -- all five are now genuinely built, including Must-Have #3's literal scope, not just the job sources that happened to exist earlier). RBAC (7 roles), audit logging, and Finance/Super Admin segregation are foundational. The vendor date-conflict override is a real two-party workflow -- a vendor cannot approve its own override; only Super Admin can, via a separate audited endpoint. Real-time OTP verification via phone and email, at registration and login for all seven roles, was added 5 September 2026 (PRD Section 12) -- delivery is SIMULATED pending a chosen SMS/email provider, same treatment as mobile money. A full responsive QA pass (SDD Sections 17-21) confirmed every flow renders correctly at desktop/tablet/phone with no horizontal page overflow and no interactive element under the 44px touch-target minimum (Section 5 above) -- across three extensions it found and fixed a systemic missing-viewport-meta-tag bug, several sub-44px controls, a two-column layout that didn't collapse at narrow widths, a JS syntax bug caught before testing, stale UI copy, and a real navigation dead-end. See Farm_Master_SDD_Stage6.docx and Farm_Master_API_Documentation_Stage6.docx. Remaining: the rest of Internal Operations (Reporting, MoFA Data Exchange), and wiring a confirmed InputOrder's real cost into Order Reconciliation's vendor payout (which still only reads confirmed MechanisationRequest rows). The trading margin rate used by Finance &amp; Reconciliation is BUSINESS-UNCONFIRMED, same treatment as the other provisional rates -- see SDD Section 18.</w:t>
+        <w:t>None blocking. Stage 6 (Build) now covers thirteen real, tested flows in Stage 6 Build/: Buyer commitment-fee payment, Farmer opportunity-acceptance + formula, Vendor mechanisation request, the Matching Queue, the Production Formula Builder, Logistics Dispatch, Harvest Pickup Request, Fulfilment Centre Intake &amp; Grading, Finance &amp; Reconciliation, Order Inputs + Vendor Product Catalogue, and the MoFA Compliance Report (the seven Internal Operations/Vendor screens completing PRD Section 6's Must-Haves -- all five are genuinely built, including Must-Have #3's literal scope, not just the job sources that happened to exist earlier). RBAC (7 roles), audit logging, and Finance/Super Admin segregation are foundational. The vendor date-conflict override is a real two-party workflow -- a vendor cannot approve its own override; only Super Admin can, via a separate audited endpoint. Real-time OTP verification via phone and email, at registration and login for all seven roles, was added 5 September 2026 (PRD Section 12) -- delivery is SIMULATED pending a chosen SMS/email provider, same treatment as mobile money. A full responsive QA pass (SDD Sections 17-23) confirmed every flow renders correctly at desktop/tablet/phone with no horizontal page overflow and no interactive element under the 44px touch-target minimum (Section 5 above) -- across four extensions it found and fixed a systemic missing-viewport-meta-tag bug, several sub-44px controls, a two-column layout that didn't collapse at narrow widths, a JS syntax bug caught before testing, stale UI copy, and a real navigation dead-end; the MoFA Compliance Report build introduced no new issues. See Farm_Master_SDD_Stage6.docx and Farm_Master_API_Documentation_Stage6.docx. Fixed 7 September 2026, flagged rather than left unresolved at the end of the previous pass: Order Reconciliation's vendor payout now correctly includes a confirmed InputOrder's real cost, not just confirmed MechanisationRequest rows. Remaining: the Reporting screen's own revenue-stream/pilot-metrics dashboard (a distinct concern from the MoFA compliance export), and the MoFA import half (a static stub even in the Stage 3 wireframe). The trading margin rate used by Finance &amp; Reconciliation is BUSINESS-UNCONFIRMED, same treatment as the other provisional rates -- see SDD Section 18.</w:t>
       </w:r>
     </w:p>
     <w:sectPr>

--- a/Farm_Master_Style_Guide_Stage4.docx
+++ b/Farm_Master_Style_Guide_Stage4.docx
@@ -2337,7 +2337,7 @@
           <w:b w:val="0"/>
           <w:i w:val="0"/>
         </w:rPr>
-        <w:t>None blocking. Stage 6 (Build) now covers thirteen real, tested flows in Stage 6 Build/: Buyer commitment-fee payment, Farmer opportunity-acceptance + formula, Vendor mechanisation request, the Matching Queue, the Production Formula Builder, Logistics Dispatch, Harvest Pickup Request, Fulfilment Centre Intake &amp; Grading, Finance &amp; Reconciliation, Order Inputs + Vendor Product Catalogue, and the MoFA Compliance Report (the seven Internal Operations/Vendor screens completing PRD Section 6's Must-Haves -- all five are genuinely built, including Must-Have #3's literal scope, not just the job sources that happened to exist earlier). RBAC (7 roles), audit logging, and Finance/Super Admin segregation are foundational. The vendor date-conflict override is a real two-party workflow -- a vendor cannot approve its own override; only Super Admin can, via a separate audited endpoint. Real-time OTP verification via phone and email, at registration and login for all seven roles, was added 5 September 2026 (PRD Section 12) -- delivery is SIMULATED pending a chosen SMS/email provider, same treatment as mobile money. A full responsive QA pass (SDD Sections 17-23) confirmed every flow renders correctly at desktop/tablet/phone with no horizontal page overflow and no interactive element under the 44px touch-target minimum (Section 5 above) -- across four extensions it found and fixed a systemic missing-viewport-meta-tag bug, several sub-44px controls, a two-column layout that didn't collapse at narrow widths, a JS syntax bug caught before testing, stale UI copy, and a real navigation dead-end; the MoFA Compliance Report build introduced no new issues. See Farm_Master_SDD_Stage6.docx and Farm_Master_API_Documentation_Stage6.docx. Fixed 7 September 2026, flagged rather than left unresolved at the end of the previous pass: Order Reconciliation's vendor payout now correctly includes a confirmed InputOrder's real cost, not just confirmed MechanisationRequest rows. Remaining: the Reporting screen's own revenue-stream/pilot-metrics dashboard (a distinct concern from the MoFA compliance export), and the MoFA import half (a static stub even in the Stage 3 wireframe). The trading margin rate used by Finance &amp; Reconciliation is BUSINESS-UNCONFIRMED, same treatment as the other provisional rates -- see SDD Section 18.</w:t>
+        <w:t>None blocking. Stage 6 (Build) now covers fourteen real, tested flows in Stage 6 Build/: Buyer commitment-fee payment, Farmer opportunity-acceptance + formula, Vendor mechanisation request, the Matching Queue, the Production Formula Builder, Logistics Dispatch, Harvest Pickup Request, Fulfilment Centre Intake &amp; Grading, Finance &amp; Reconciliation, Order Inputs + Vendor Product Catalogue, the MoFA Compliance Report, and User &amp; Role Admin (the eight Internal Operations/Vendor screens completing PRD Section 6's Must-Haves plus this pass's own punch list -- all five Must-Haves are genuinely built, including Must-Have #3's literal scope, not just the job sources that happened to exist earlier, and User &amp; Role Admin, confirmed against the Stage 4 visual with no scope decisions remaining, is now real too). RBAC (7 roles), audit logging, and Finance/Super Admin segregation are foundational. The vendor date-conflict override is a real two-party workflow -- a vendor cannot approve its own override; only Super Admin can, via a separate audited endpoint. Real-time OTP verification via phone and email, at registration and login for all seven roles, was added 5 September 2026 (PRD Section 12) -- delivery is SIMULATED pending a chosen SMS/email provider, same treatment as mobile money. A full responsive QA pass (SDD Sections 17-25) confirmed every flow renders correctly at desktop/tablet/phone with no horizontal page overflow and no interactive element under the 44px touch-target minimum (Section 5 above) -- across five extensions it found and fixed a systemic missing-viewport-meta-tag bug, several sub-44px controls, a two-column layout that didn't collapse at narrow widths, a JS syntax bug caught before testing, stale UI copy, and a real navigation dead-end; the last two builds (MoFA Compliance Report, User &amp; Role Admin) introduced no new issues. See Farm_Master_SDD_Stage6.docx and Farm_Master_API_Documentation_Stage6.docx. Fixed 7 September 2026, flagged rather than left unresolved at the end of the previous pass: Order Reconciliation's vendor payout now correctly includes a confirmed InputOrder's real cost, not just confirmed MechanisationRequest rows. Remaining -- none part of either the five Must-Haves or this pass's punch list: the Reporting screen's own revenue-stream/pilot-metrics dashboard, the MoFA import half, a dedicated Registration Approval Queue screen of its own (its backend and a working UI both exist, but that UI lives inline on User &amp; Role Admin rather than its own screen), Field Visit Logs, Proof of Pickup/Delivery, Trunking, and any real mobile money/OTP gateway integration. The trading margin rate used by Finance &amp; Reconciliation is BUSINESS-UNCONFIRMED, same treatment as the other provisional rates -- see SDD Section 18.</w:t>
       </w:r>
     </w:p>
     <w:sectPr>

--- a/Farm_Master_Style_Guide_Stage4.docx
+++ b/Farm_Master_Style_Guide_Stage4.docx
@@ -2337,7 +2337,7 @@
           <w:b w:val="0"/>
           <w:i w:val="0"/>
         </w:rPr>
-        <w:t>None blocking. Stage 6 (Build) now covers fourteen real, tested flows in Stage 6 Build/: Buyer commitment-fee payment, Farmer opportunity-acceptance + formula, Vendor mechanisation request, the Matching Queue, the Production Formula Builder, Logistics Dispatch, Harvest Pickup Request, Fulfilment Centre Intake &amp; Grading, Finance &amp; Reconciliation, Order Inputs + Vendor Product Catalogue, the MoFA Compliance Report, and User &amp; Role Admin (the eight Internal Operations/Vendor screens completing PRD Section 6's Must-Haves plus this pass's own punch list -- all five Must-Haves are genuinely built, including Must-Have #3's literal scope, not just the job sources that happened to exist earlier, and User &amp; Role Admin, confirmed against the Stage 4 visual with no scope decisions remaining, is now real too). RBAC (7 roles), audit logging, and Finance/Super Admin segregation are foundational. The vendor date-conflict override is a real two-party workflow -- a vendor cannot approve its own override; only Super Admin can, via a separate audited endpoint. Real-time OTP verification via phone and email, at registration and login for all seven roles, was added 5 September 2026 (PRD Section 12) -- delivery is SIMULATED pending a chosen SMS/email provider, same treatment as mobile money. A full responsive QA pass (SDD Sections 17-25) confirmed every flow renders correctly at desktop/tablet/phone with no horizontal page overflow and no interactive element under the 44px touch-target minimum (Section 5 above) -- across five extensions it found and fixed a systemic missing-viewport-meta-tag bug, several sub-44px controls, a two-column layout that didn't collapse at narrow widths, a JS syntax bug caught before testing, stale UI copy, and a real navigation dead-end; the last two builds (MoFA Compliance Report, User &amp; Role Admin) introduced no new issues. See Farm_Master_SDD_Stage6.docx and Farm_Master_API_Documentation_Stage6.docx. Fixed 7 September 2026, flagged rather than left unresolved at the end of the previous pass: Order Reconciliation's vendor payout now correctly includes a confirmed InputOrder's real cost, not just confirmed MechanisationRequest rows. Remaining -- none part of either the five Must-Haves or this pass's punch list: the Reporting screen's own revenue-stream/pilot-metrics dashboard, the MoFA import half, a dedicated Registration Approval Queue screen of its own (its backend and a working UI both exist, but that UI lives inline on User &amp; Role Admin rather than its own screen), Field Visit Logs, Proof of Pickup/Delivery, Trunking, and any real mobile money/OTP gateway integration. The trading margin rate used by Finance &amp; Reconciliation is BUSINESS-UNCONFIRMED, same treatment as the other provisional rates -- see SDD Section 18.</w:t>
+        <w:t>None blocking. Stage 6 (Build) now covers twenty-three real, tested flows in Stage 6 Build/, spanning every screen in the confirmed IA/wireframe/visual scope except the payment/OTP gateway integration itself. This pass (8 Sep 2026) closed 24 items in one push, following this session's own completeness audit finding the unbuilt-screen list was longer than previously tracked: the six already-known gaps (Reporting dashboard, MoFA import, Registration Approval Queue as its own screen, Field Visit Logs, Proof of Pickup/Delivery, Trunking) plus eighteen more screens never previously enumerated -- the four portal dashboards (Buyer, Farmer, Vendor, Control Centre), Farmer Wallet &amp; Settlement/Milestone Log/Agronomist Messaging, Vendor Subscription &amp; Billing/Payout Statement/Logistics Handoff Status, Buyer Documents/Tracking/Invoice, and the Audit Log's first real browsing screen -- plus the entire USSD/SMS channel (a session-based menu emulator with a real inactivity timeout, driven by real backend state, SIMULATED delivery with an assertable log), which had zero Stage 4 visual and zero build of any kind before this pass. Every PRD Section 6 Must-Have remains genuinely built, including Must-Have #3's literal scope. RBAC (7 roles), audit logging, and Finance/Super Admin segregation are foundational and now cover every new screen: Finance never sees account-admin data, Super Admin never sees reconciliation figures, and a vendor cannot approve its own date-conflict override. Real-time OTP verification via phone and email remains SIMULATED pending a chosen SMS/email provider -- confirmed 8 Sep 2026 as a deliberate, unchanged decision, not an oversight. A full responsive QA pass (SDD Sections 17-27) confirmed every flow renders correctly at desktop/tablet/phone with no horizontal page overflow and no interactive element under the 44px touch-target minimum (Section 5 above) -- across six extensions it found and fixed a systemic missing-viewport-meta-tag bug, several sub-44px controls, a non-collapsing two-column layout, two JS syntax bugs caught before testing, stale UI copy, a real navigation dead-end, and (this pass) a session-timer bug where the USSD emulator's inactivity countdown restarted itself even after showing SESSION EXPIRED, found and fixed during real browser click-through testing, not just flagged. See Farm_Master_SDD_Stage6.docx and Farm_Master_API_Documentation_Stage6.docx. Remaining, and now the only item on this list: any real mobile money/OTP/SMS gateway integration (PRD Section 1.1/12). The trading margin rate used by Finance &amp; Reconciliation is BUSINESS-UNCONFIRMED, same treatment as the other provisional rates -- see SDD Section 18.</w:t>
       </w:r>
     </w:p>
     <w:sectPr>

--- a/Farm_Master_Style_Guide_Stage4.docx
+++ b/Farm_Master_Style_Guide_Stage4.docx
@@ -2337,7 +2337,7 @@
           <w:b w:val="0"/>
           <w:i w:val="0"/>
         </w:rPr>
-        <w:t>None blocking. Stage 6 (Build) now covers twenty-three real, tested flows in Stage 6 Build/, spanning every screen in the confirmed IA/wireframe/visual scope except the payment/OTP gateway integration itself. This pass (8 Sep 2026) closed 24 items in one push, following this session's own completeness audit finding the unbuilt-screen list was longer than previously tracked: the six already-known gaps (Reporting dashboard, MoFA import, Registration Approval Queue as its own screen, Field Visit Logs, Proof of Pickup/Delivery, Trunking) plus eighteen more screens never previously enumerated -- the four portal dashboards (Buyer, Farmer, Vendor, Control Centre), Farmer Wallet &amp; Settlement/Milestone Log/Agronomist Messaging, Vendor Subscription &amp; Billing/Payout Statement/Logistics Handoff Status, Buyer Documents/Tracking/Invoice, and the Audit Log's first real browsing screen -- plus the entire USSD/SMS channel (a session-based menu emulator with a real inactivity timeout, driven by real backend state, SIMULATED delivery with an assertable log), which had zero Stage 4 visual and zero build of any kind before this pass. Every PRD Section 6 Must-Have remains genuinely built, including Must-Have #3's literal scope. RBAC (7 roles), audit logging, and Finance/Super Admin segregation are foundational and now cover every new screen: Finance never sees account-admin data, Super Admin never sees reconciliation figures, and a vendor cannot approve its own date-conflict override. Real-time OTP verification via phone and email remains SIMULATED pending a chosen SMS/email provider -- confirmed 8 Sep 2026 as a deliberate, unchanged decision, not an oversight. A full responsive QA pass (SDD Sections 17-27) confirmed every flow renders correctly at desktop/tablet/phone with no horizontal page overflow and no interactive element under the 44px touch-target minimum (Section 5 above) -- across six extensions it found and fixed a systemic missing-viewport-meta-tag bug, several sub-44px controls, a non-collapsing two-column layout, two JS syntax bugs caught before testing, stale UI copy, a real navigation dead-end, and (this pass) a session-timer bug where the USSD emulator's inactivity countdown restarted itself even after showing SESSION EXPIRED, found and fixed during real browser click-through testing, not just flagged. See Farm_Master_SDD_Stage6.docx and Farm_Master_API_Documentation_Stage6.docx. Remaining, and now the only item on this list: any real mobile money/OTP/SMS gateway integration (PRD Section 1.1/12). The trading margin rate used by Finance &amp; Reconciliation is BUSINESS-UNCONFIRMED, same treatment as the other provisional rates -- see SDD Section 18.</w:t>
+        <w:t>None blocking. Stage 6 (Build) now covers twenty-three real, tested flows in Stage 6 Build/, spanning every screen in the confirmed IA/wireframe/visual scope except the payment/OTP gateway integration itself. This pass (8 Sep 2026) closed 24 items in one push, following this session's own completeness audit finding the unbuilt-screen list was longer than previously tracked: the six already-known gaps (Reporting dashboard, MoFA import, Registration Approval Queue as its own screen, Field Visit Logs, Proof of Pickup/Delivery, Trunking) plus eighteen more screens never previously enumerated -- the four portal dashboards (Buyer, Farmer, Vendor, Control Centre), Farmer Wallet &amp; Settlement/Milestone Log/Agronomist Messaging, Vendor Subscription &amp; Billing/Payout Statement/Logistics Handoff Status, Buyer Documents/Tracking/Invoice, and the Audit Log's first real browsing screen -- plus the entire USSD/SMS channel (a session-based menu emulator with a real inactivity timeout, driven by real backend state, SIMULATED delivery with an assertable log), which had zero Stage 4 visual and zero build of any kind before this pass. Every PRD Section 6 Must-Have remains genuinely built, including Must-Have #3's literal scope. RBAC (7 roles), audit logging, and Finance/Super Admin segregation are foundational and now cover every new screen: Finance never sees account-admin data, Super Admin never sees reconciliation figures, and a vendor cannot approve its own date-conflict override. Real-time OTP verification via phone and email remains SIMULATED pending a chosen SMS/email provider -- confirmed 8 Sep 2026 as a deliberate, unchanged decision, not an oversight. A full responsive QA pass (SDD Sections 17-27) confirmed every flow renders correctly at desktop/tablet/phone with no horizontal page overflow and no interactive element under the 44px touch-target minimum (Section 5 above) -- across six extensions it found and fixed a systemic missing-viewport-meta-tag bug, several sub-44px controls, a non-collapsing two-column layout, two JS syntax bugs caught before testing, stale UI copy, a real navigation dead-end, and (this pass) a session-timer bug where the USSD emulator's inactivity countdown restarted itself even after showing SESSION EXPIRED, found and fixed during real browser click-through testing, not just flagged. See Farm_Master_SDD_Stage6.docx and Farm_Master_API_Documentation_Stage6.docx. Remaining, and now the only item on this list: any real mobile money/OTP/SMS gateway integration (PRD Section 1.1/12). The trading margin rate used by Finance &amp; Reconciliation is BUSINESS-UNCONFIRMED, same treatment as the other provisional rates -- see SDD Section 18. Stage 7 (Testing, 9 Sep 2026) automated the manual responsive/touch-target checks described above into a repeatable Playwright suite run at 375/768/1280px, and in doing so found one more sub-44px violation this list's prior passes had missed: the USSD phone emulator's own input field and Send button, at 37px in its bespoke phone-frame layout (not the shared .grid chrome the other checks cover) -- fixed by adding min-height:44px (and min-width on the button) in ussd_sms_flow_live.html. All 24 Stage 6 screens are now additionally verified by 575 automated tests (88% coverage on the backend); see Stage 6 Build/TEST_PLAN.md and SDD Section 28.</w:t>
       </w:r>
     </w:p>
     <w:sectPr>

--- a/Farm_Master_Style_Guide_Stage4.docx
+++ b/Farm_Master_Style_Guide_Stage4.docx
@@ -1674,7 +1674,7 @@
           <w:b w:val="0"/>
           <w:i w:val="0"/>
         </w:rPr>
-        <w:t>Breakpoints and touch targets are unchanged from the confirmed Stage 3 spec (PRD Section 5.1) and are not being re-litigated here: Desktop ≥ 1024px · Tablet 768–1023px (iPad/Android tablet) · Phone &lt; 768px (iPhone/Android), all interactive elements ≥ 44px. The visual design in Section 8 keeps the same container-query mechanism, desktop/tablet/phone preview toggle, and hamburger-nav fallback already built and confirmed in Stage 3 — only the skin changes.</w:t>
+        <w:t>Breakpoints and touch targets are unchanged from the confirmed Stage 3 spec (PRD Section 5.1) and are not being re-litigated here: Desktop ≥ 1024px · Tablet 768–1023px (iPad/Android tablet) · Phone &lt; 768px (iPhone/Android), all interactive elements ≥ 44px. The visual design in Section 8 keeps the same container-query mechanism and hamburger-nav fallback already built and confirmed in Stage 3 — only the skin changes. The manual desktop/tablet/phone preview toggle used throughout Stage 6 build/QA was removed 9 September 2026 (see Section 9): real layouts now respond automatically to the actual browser viewport, the same as any production site.</w:t>
       </w:r>
     </w:p>
     <w:p>
@@ -2337,7 +2337,7 @@
           <w:b w:val="0"/>
           <w:i w:val="0"/>
         </w:rPr>
-        <w:t>None blocking. Stage 6 (Build) now covers twenty-three real, tested flows in Stage 6 Build/, spanning every screen in the confirmed IA/wireframe/visual scope except the payment/OTP gateway integration itself. This pass (8 Sep 2026) closed 24 items in one push, following this session's own completeness audit finding the unbuilt-screen list was longer than previously tracked: the six already-known gaps (Reporting dashboard, MoFA import, Registration Approval Queue as its own screen, Field Visit Logs, Proof of Pickup/Delivery, Trunking) plus eighteen more screens never previously enumerated -- the four portal dashboards (Buyer, Farmer, Vendor, Control Centre), Farmer Wallet &amp; Settlement/Milestone Log/Agronomist Messaging, Vendor Subscription &amp; Billing/Payout Statement/Logistics Handoff Status, Buyer Documents/Tracking/Invoice, and the Audit Log's first real browsing screen -- plus the entire USSD/SMS channel (a session-based menu emulator with a real inactivity timeout, driven by real backend state, SIMULATED delivery with an assertable log), which had zero Stage 4 visual and zero build of any kind before this pass. Every PRD Section 6 Must-Have remains genuinely built, including Must-Have #3's literal scope. RBAC (7 roles), audit logging, and Finance/Super Admin segregation are foundational and now cover every new screen: Finance never sees account-admin data, Super Admin never sees reconciliation figures, and a vendor cannot approve its own date-conflict override. Real-time OTP verification via phone and email remains SIMULATED pending a chosen SMS/email provider -- confirmed 8 Sep 2026 as a deliberate, unchanged decision, not an oversight. A full responsive QA pass (SDD Sections 17-27) confirmed every flow renders correctly at desktop/tablet/phone with no horizontal page overflow and no interactive element under the 44px touch-target minimum (Section 5 above) -- across six extensions it found and fixed a systemic missing-viewport-meta-tag bug, several sub-44px controls, a non-collapsing two-column layout, two JS syntax bugs caught before testing, stale UI copy, a real navigation dead-end, and (this pass) a session-timer bug where the USSD emulator's inactivity countdown restarted itself even after showing SESSION EXPIRED, found and fixed during real browser click-through testing, not just flagged. See Farm_Master_SDD_Stage6.docx and Farm_Master_API_Documentation_Stage6.docx. Remaining, and now the only item on this list: any real mobile money/OTP/SMS gateway integration (PRD Section 1.1/12). The trading margin rate used by Finance &amp; Reconciliation is BUSINESS-UNCONFIRMED, same treatment as the other provisional rates -- see SDD Section 18. Stage 7 (Testing, 9 Sep 2026) automated the manual responsive/touch-target checks described above into a repeatable Playwright suite run at 375/768/1280px, and in doing so found one more sub-44px violation this list's prior passes had missed: the USSD phone emulator's own input field and Send button, at 37px in its bespoke phone-frame layout (not the shared .grid chrome the other checks cover) -- fixed by adding min-height:44px (and min-width on the button) in ussd_sms_flow_live.html. All 24 Stage 6 screens are now additionally verified by 575 automated tests (88% coverage on the backend); see Stage 6 Build/TEST_PLAN.md and SDD Section 28.</w:t>
+        <w:t>None blocking. Stage 6 (Build) now covers twenty-three real, tested flows in Stage 6 Build/, spanning every screen in the confirmed IA/wireframe/visual scope except the payment/OTP gateway integration itself. This pass (8 Sep 2026) closed 24 items in one push, following this session's own completeness audit finding the unbuilt-screen list was longer than previously tracked: the six already-known gaps (Reporting dashboard, MoFA import, Registration Approval Queue as its own screen, Field Visit Logs, Proof of Pickup/Delivery, Trunking) plus eighteen more screens never previously enumerated -- the four portal dashboards (Buyer, Farmer, Vendor, Control Centre), Farmer Wallet &amp; Settlement/Milestone Log/Agronomist Messaging, Vendor Subscription &amp; Billing/Payout Statement/Logistics Handoff Status, Buyer Documents/Tracking/Invoice, and the Audit Log's first real browsing screen -- plus the entire USSD/SMS channel (a session-based menu emulator with a real inactivity timeout, driven by real backend state, SIMULATED delivery with an assertable log), which had zero Stage 4 visual and zero build of any kind before this pass. Every PRD Section 6 Must-Have remains genuinely built, including Must-Have #3's literal scope. RBAC (7 roles), audit logging, and Finance/Super Admin segregation are foundational and now cover every new screen: Finance never sees account-admin data, Super Admin never sees reconciliation figures, and a vendor cannot approve its own date-conflict override. Real-time OTP verification via phone and email remains SIMULATED pending a chosen SMS/email provider -- confirmed 8 Sep 2026 as a deliberate, unchanged decision, not an oversight. A full responsive QA pass (SDD Sections 17-27) confirmed every flow renders correctly at desktop/tablet/phone with no horizontal page overflow and no interactive element under the 44px touch-target minimum (Section 5 above) -- across six extensions it found and fixed a systemic missing-viewport-meta-tag bug, several sub-44px controls, a non-collapsing two-column layout, two JS syntax bugs caught before testing, stale UI copy, a real navigation dead-end, and (this pass) a session-timer bug where the USSD emulator's inactivity countdown restarted itself even after showing SESSION EXPIRED, found and fixed during real browser click-through testing, not just flagged. See Farm_Master_SDD_Stage6.docx and Farm_Master_API_Documentation_Stage6.docx. Remaining, and now the only item on this list: any real mobile money/OTP/SMS gateway integration (PRD Section 1.1/12). The trading margin rate used by Finance &amp; Reconciliation is BUSINESS-UNCONFIRMED, same treatment as the other provisional rates -- see SDD Section 18. Stage 7 (Testing, 9 Sep 2026) automated the manual responsive/touch-target checks described above into a repeatable Playwright suite run at 375/768/1280px, and in doing so found one more sub-44px violation this list's prior passes had missed: the USSD phone emulator's own input field and Send button, at 37px in its bespoke phone-frame layout (not the shared .grid chrome the other checks cover) -- fixed by adding min-height:44px (and min-width on the button) in ussd_sms_flow_live.html. All 24 Stage 6 screens are now additionally verified by 575 automated tests (88% coverage on the backend); see Stage 6 Build/TEST_PLAN.md and SDD Section 28. RBAC was widened 9 September 2026 from 7 to 9 roles, splitting Pilot Operations Coordinator and Compliance/Reporting Officer out from Agronomist and Finance for real pilot-staff onboarding into the Control Centre -- see SDD Section 29; the same segregation-of-duties principle applies to both new roles (neither gets account/role administration or money-movement authority). Separately, 9 September 2026: the manual desktop/tablet/phone preview toggle used across every Stage 6 flow page (Section 5) was removed and replaced with real, automatic responsive design -- the same @container breakpoints (767px/1023px) that were already correct, now driven by the page's actual rendered width instead of a JS-set simulated frame, plus a real hamburger-triggered off-canvas drawer for the rail sidebar below 768px (previously the rail only flattened to a horizontal strip at a one-off 860px breakpoint, not this codebase's own 768/1024 convention). Verified live at 375/768/1280px across all 23 flow pages -- see SDD Section 30.</w:t>
       </w:r>
     </w:p>
     <w:sectPr>
